--- a/courts/fourth-circuit/court-of-appeals/reply-brief/docx/reference.docx
+++ b/courts/fourth-circuit/court-of-appeals/reply-brief/docx/reference.docx
@@ -44,7 +44,7 @@
   <w:docDefaults>
     <w:rPrDefault>
       <w:rPr>
-        <w:rFonts w:ascii="EB Garamond" w:hAnsi="EB Garamond" w:eastAsia="EB Garamond" w:cs="EB Garamond"/>
+        <w:rFonts w:ascii="Liberation Serif" w:hAnsi="Liberation Serif" w:eastAsia="Liberation Serif" w:cs="Liberation Serif"/>
         <w:sz w:val="28"/>
         <w:szCs w:val="28"/>
         <w:lang w:val="en-US"/>

--- a/courts/fourth-circuit/court-of-appeals/reply-brief/docx/reference.docx
+++ b/courts/fourth-circuit/court-of-appeals/reply-brief/docx/reference.docx
@@ -1214,7 +1214,6 @@
     <w:basedOn w:val="Normal"/>
     <w:qFormat/>
     <w:pPr>
-      <w:keepNext/>
       <w:keepLines/>
       <w:spacing w:before="420" w:after="308" w:line="320" w:lineRule="exact"/>
       <w:ind w:firstLine="0"/>
@@ -1241,7 +1240,6 @@
     <w:basedOn w:val="Normal"/>
     <w:qFormat/>
     <w:pPr>
-      <w:keepNext/>
       <w:keepLines/>
       <w:spacing w:before="336" w:after="252" w:line="320" w:lineRule="exact"/>
       <w:ind w:firstLine="0"/>
@@ -1257,7 +1255,6 @@
     <w:basedOn w:val="Normal"/>
     <w:qFormat/>
     <w:pPr>
-      <w:keepNext/>
       <w:keepLines/>
       <w:spacing w:before="336" w:after="280" w:line="320" w:lineRule="exact"/>
       <w:ind w:firstLine="0"/>
@@ -1273,7 +1270,6 @@
     <w:basedOn w:val="Normal"/>
     <w:qFormat/>
     <w:pPr>
-      <w:keepNext/>
       <w:keepLines/>
       <w:tabs>
         <w:tab w:val="left" w:pos="720"/>
@@ -1292,7 +1288,6 @@
     <w:basedOn w:val="Normal"/>
     <w:qFormat/>
     <w:pPr>
-      <w:keepNext/>
       <w:keepLines/>
       <w:tabs>
         <w:tab w:val="left" w:pos="1440"/>
@@ -1311,7 +1306,6 @@
     <w:basedOn w:val="Normal"/>
     <w:qFormat/>
     <w:pPr>
-      <w:keepNext/>
       <w:keepLines/>
       <w:tabs>
         <w:tab w:val="left" w:pos="2160"/>
@@ -1330,7 +1324,6 @@
     <w:basedOn w:val="Normal"/>
     <w:qFormat/>
     <w:pPr>
-      <w:keepNext/>
       <w:keepLines/>
       <w:tabs>
         <w:tab w:val="left" w:pos="2880"/>
@@ -1349,7 +1342,6 @@
     <w:basedOn w:val="Normal"/>
     <w:qFormat/>
     <w:pPr>
-      <w:keepNext/>
       <w:keepLines/>
       <w:tabs>
         <w:tab w:val="left" w:pos="3600"/>
@@ -1368,7 +1360,6 @@
     <w:basedOn w:val="Normal"/>
     <w:qFormat/>
     <w:pPr>
-      <w:keepNext/>
       <w:keepLines/>
       <w:tabs>
         <w:tab w:val="left" w:pos="720"/>
@@ -1387,7 +1378,6 @@
     <w:basedOn w:val="Normal"/>
     <w:qFormat/>
     <w:pPr>
-      <w:keepNext/>
       <w:keepLines/>
       <w:tabs>
         <w:tab w:val="left" w:pos="1440"/>
@@ -1406,7 +1396,6 @@
     <w:basedOn w:val="Normal"/>
     <w:qFormat/>
     <w:pPr>
-      <w:keepNext/>
       <w:keepLines/>
       <w:tabs>
         <w:tab w:val="left" w:pos="2160"/>
@@ -1425,7 +1414,6 @@
     <w:basedOn w:val="Normal"/>
     <w:qFormat/>
     <w:pPr>
-      <w:keepNext/>
       <w:keepLines/>
       <w:tabs>
         <w:tab w:val="left" w:pos="2880"/>
@@ -1444,7 +1432,6 @@
     <w:basedOn w:val="Normal"/>
     <w:qFormat/>
     <w:pPr>
-      <w:keepNext/>
       <w:keepLines/>
       <w:tabs>
         <w:tab w:val="left" w:pos="3600"/>
@@ -1463,7 +1450,6 @@
     <w:basedOn w:val="Normal"/>
     <w:qFormat/>
     <w:pPr>
-      <w:keepNext/>
       <w:keepLines/>
       <w:tabs>
         <w:tab w:val="left" w:pos="720"/>
@@ -1483,7 +1469,6 @@
     <w:basedOn w:val="Normal"/>
     <w:qFormat/>
     <w:pPr>
-      <w:keepNext/>
       <w:keepLines/>
       <w:tabs>
         <w:tab w:val="left" w:pos="1440"/>
@@ -1503,7 +1488,6 @@
     <w:basedOn w:val="Normal"/>
     <w:qFormat/>
     <w:pPr>
-      <w:keepNext/>
       <w:keepLines/>
       <w:tabs>
         <w:tab w:val="left" w:pos="2160"/>
@@ -1523,7 +1507,6 @@
     <w:basedOn w:val="Normal"/>
     <w:qFormat/>
     <w:pPr>
-      <w:keepNext/>
       <w:keepLines/>
       <w:tabs>
         <w:tab w:val="left" w:pos="2880"/>
@@ -1543,7 +1526,6 @@
     <w:basedOn w:val="Normal"/>
     <w:qFormat/>
     <w:pPr>
-      <w:keepNext/>
       <w:keepLines/>
       <w:tabs>
         <w:tab w:val="left" w:pos="3600"/>
@@ -1563,7 +1545,6 @@
     <w:basedOn w:val="Normal"/>
     <w:qFormat/>
     <w:pPr>
-      <w:keepNext/>
       <w:keepLines/>
       <w:tabs>
         <w:tab w:val="left" w:pos="720"/>
@@ -1583,7 +1564,6 @@
     <w:basedOn w:val="Normal"/>
     <w:qFormat/>
     <w:pPr>
-      <w:keepNext/>
       <w:keepLines/>
       <w:tabs>
         <w:tab w:val="left" w:pos="1440"/>
@@ -1603,7 +1583,6 @@
     <w:basedOn w:val="Normal"/>
     <w:qFormat/>
     <w:pPr>
-      <w:keepNext/>
       <w:keepLines/>
       <w:tabs>
         <w:tab w:val="left" w:pos="2160"/>
@@ -1623,7 +1602,6 @@
     <w:basedOn w:val="Normal"/>
     <w:qFormat/>
     <w:pPr>
-      <w:keepNext/>
       <w:keepLines/>
       <w:tabs>
         <w:tab w:val="left" w:pos="2880"/>
@@ -1643,7 +1621,6 @@
     <w:basedOn w:val="Normal"/>
     <w:qFormat/>
     <w:pPr>
-      <w:keepNext/>
       <w:keepLines/>
       <w:tabs>
         <w:tab w:val="left" w:pos="3600"/>
